--- a/BaseDados/2025140801_hugo/base_dados.docx
+++ b/BaseDados/2025140801_hugo/base_dados.docx
@@ -760,9 +760,6 @@
           </wp:inline>
         </w:drawing>
       </w:r>
-      <w:r>
-        <w:br w:type="page"/>
-      </w:r>
     </w:p>
     <w:p>
       <w:pPr>
@@ -771,6 +768,74 @@
       </w:pPr>
       <w:r>
         <w:lastRenderedPageBreak/>
+        <w:t xml:space="preserve">Modelo </w:t>
+      </w:r>
+      <w:r>
+        <w:t>Físico (EER)</w:t>
+      </w:r>
+    </w:p>
+    <w:p>
+      <w:pPr>
+        <w:pStyle w:val="Ttulo1"/>
+        <w:spacing w:line="276" w:lineRule="auto"/>
+      </w:pPr>
+      <w:r>
+        <w:rPr>
+          <w:noProof/>
+        </w:rPr>
+        <w:drawing>
+          <wp:inline distT="0" distB="0" distL="0" distR="0" wp14:anchorId="56940EFA" wp14:editId="1A51757E">
+            <wp:extent cx="5400040" cy="6906260"/>
+            <wp:effectExtent l="0" t="0" r="0" b="8890"/>
+            <wp:docPr id="2133177685" name="Imagem 9"/>
+            <wp:cNvGraphicFramePr>
+              <a:graphicFrameLocks xmlns:a="http://schemas.openxmlformats.org/drawingml/2006/main" noChangeAspect="1"/>
+            </wp:cNvGraphicFramePr>
+            <a:graphic xmlns:a="http://schemas.openxmlformats.org/drawingml/2006/main">
+              <a:graphicData uri="http://schemas.openxmlformats.org/drawingml/2006/picture">
+                <pic:pic xmlns:pic="http://schemas.openxmlformats.org/drawingml/2006/picture">
+                  <pic:nvPicPr>
+                    <pic:cNvPr id="2133177685" name="Imagem 2133177685"/>
+                    <pic:cNvPicPr/>
+                  </pic:nvPicPr>
+                  <pic:blipFill>
+                    <a:blip r:embed="rId8">
+                      <a:extLst>
+                        <a:ext uri="{28A0092B-C50C-407E-A947-70E740481C1C}">
+                          <a14:useLocalDpi xmlns:a14="http://schemas.microsoft.com/office/drawing/2010/main" val="0"/>
+                        </a:ext>
+                      </a:extLst>
+                    </a:blip>
+                    <a:stretch>
+                      <a:fillRect/>
+                    </a:stretch>
+                  </pic:blipFill>
+                  <pic:spPr>
+                    <a:xfrm>
+                      <a:off x="0" y="0"/>
+                      <a:ext cx="5400040" cy="6906260"/>
+                    </a:xfrm>
+                    <a:prstGeom prst="rect">
+                      <a:avLst/>
+                    </a:prstGeom>
+                  </pic:spPr>
+                </pic:pic>
+              </a:graphicData>
+            </a:graphic>
+          </wp:inline>
+        </w:drawing>
+      </w:r>
+      <w:r>
+        <w:br w:type="page"/>
+      </w:r>
+    </w:p>
+    <w:p>
+      <w:pPr>
+        <w:pStyle w:val="Ttulo1"/>
+        <w:spacing w:line="276" w:lineRule="auto"/>
+      </w:pPr>
+      <w:r>
+        <w:lastRenderedPageBreak/>
         <w:t>Modelo Lógico</w:t>
       </w:r>
     </w:p>
@@ -806,23 +871,7 @@
       </w:r>
       <w:proofErr w:type="spellEnd"/>
       <w:r>
-        <w:t xml:space="preserve">, email, </w:t>
-      </w:r>
-      <w:proofErr w:type="spellStart"/>
-      <w:r>
-        <w:t>phone</w:t>
-      </w:r>
-      <w:proofErr w:type="spellEnd"/>
-      <w:r>
-        <w:t xml:space="preserve">, </w:t>
-      </w:r>
-      <w:proofErr w:type="spellStart"/>
-      <w:r>
-        <w:t>permissions</w:t>
-      </w:r>
-      <w:proofErr w:type="spellEnd"/>
-      <w:r>
-        <w:t>)</w:t>
+        <w:t>, email, phone, permissions)</w:t>
       </w:r>
     </w:p>
     <w:p>
@@ -1115,15 +1164,7 @@
       </w:r>
       <w:proofErr w:type="spellEnd"/>
       <w:r>
-        <w:t xml:space="preserve">, status, age, </w:t>
-      </w:r>
-      <w:proofErr w:type="spellStart"/>
-      <w:r>
-        <w:t>vaccinations</w:t>
-      </w:r>
-      <w:proofErr w:type="spellEnd"/>
-      <w:r>
-        <w:t>)</w:t>
+        <w:t>, status, age, vaccinations)</w:t>
       </w:r>
     </w:p>
     <w:p>
@@ -1613,15 +1654,7 @@
       </w:r>
       <w:proofErr w:type="spellEnd"/>
       <w:r>
-        <w:t xml:space="preserve">, </w:t>
-      </w:r>
-      <w:proofErr w:type="spellStart"/>
-      <w:r>
-        <w:t>description</w:t>
-      </w:r>
-      <w:proofErr w:type="spellEnd"/>
-      <w:r>
-        <w:t>)</w:t>
+        <w:t>, description)</w:t>
       </w:r>
     </w:p>
     <w:p>
@@ -10283,6 +10316,15 @@
         </w:tc>
       </w:tr>
     </w:tbl>
+    <w:p>
+      <w:pPr>
+        <w:spacing w:line="240" w:lineRule="auto"/>
+        <w:rPr>
+          <w:sz w:val="32"/>
+          <w:szCs w:val="32"/>
+        </w:rPr>
+      </w:pPr>
+    </w:p>
     <w:p>
       <w:pPr>
         <w:spacing w:line="240" w:lineRule="auto"/>
@@ -11633,6 +11675,7 @@
   <w:style w:type="character" w:default="1" w:styleId="Tipodeletrapredefinidodopargrafo">
     <w:name w:val="Default Paragraph Font"/>
     <w:uiPriority w:val="1"/>
+    <w:semiHidden/>
     <w:unhideWhenUsed/>
   </w:style>
   <w:style w:type="table" w:default="1" w:styleId="Tabelanormal">
